--- a/extras/OwnTV_Complete_Brief_Plan_With_Logo.docx
+++ b/extras/OwnTV_Complete_Brief_Plan_With_Logo.docx
@@ -3057,6 +3057,138 @@
       </w:pPr>
       <w:r>
         <w:t>Diagnosis methodology that cracked it (for posterity): ApplicationExitInfo (dumpsys activity exit-info) to classify kills, live filtered logcat captures (small TV ring buffers rotate post-hoc dumps away), and an in-app 'mpv ready' read-back log line to verify both the applied options and the installed build identity.</w:t>
+      </w:r>
+    </w:p>
+    <w:p>
+      <w:pPr>
+        <w:pStyle w:val="694"/>
+      </w:pPr>
+      <w:r>
+        <w:t>12.12 v2.1.0 &amp; v2.2.0: remote zapping, TV input, EPG sources &amp; backup</w:t>
+      </w:r>
+    </w:p>
+    <w:p>
+      <w:pPr/>
+      <w:r>
+        <w:t>Two further releases driven by user/Reddit feedback.</w:t>
+      </w:r>
+    </w:p>
+    <w:p>
+      <w:pPr>
+        <w:pStyle w:val="723"/>
+      </w:pPr>
+      <w:r>
+        <w:t>v2.1.0 — Remote channel up/down (D-pad up/down and CH +/- zap within the opened channel list, with a brief 'now watching' card); two-stage TV text entry (focus highlights, OK opens the keyboard, Back closes it — fixes the Fire TV 'keyboard traps you on every field' issue across add-source, profile creation and all dialogs); a stable OwnTV.apk release asset + Fire TV Downloader code (aftv.news/4308278) and sideload docs.</w:t>
+      </w:r>
+    </w:p>
+    <w:p>
+      <w:pPr>
+        <w:pStyle w:val="723"/>
+      </w:pPr>
+      <w:r>
+        <w:t>v2.2.0 — EPG became a first-class, multi-source feature. Standalone XMLTV feeds are managed in Settings -&gt; EPG Sources (add/edit/delete/re-sync) and stored in DataStore (no DB schema change; they key the existing epg tables with negative ids — the v1-&gt;v2 Room migration dropped the EPG tables' sources foreign key so non-DB-source ids can insert). Adding a playlist auto-creates and syncs its EPG (Xtream xmltv.php / M3U url-tvg, de-duplicated by URL); a one-time migration converts existing playlists' EPG so nobody loses their guide. The import success message now breaks down by type (channels / movies / series / EPG).</w:t>
+      </w:r>
+    </w:p>
+    <w:p>
+      <w:pPr>
+        <w:pStyle w:val="723"/>
+      </w:pPr>
+      <w:r>
+        <w:t>Manual per-channel EPG matching: a 'Match EPG' action in the Live preview opens a searchable picker of guide channels across all feeds; the override is stored per profile (CustomizationStore, survives re-sync) and is honored by both the Guide grid and the now/next card.</w:t>
+      </w:r>
+    </w:p>
+    <w:p>
+      <w:pPr>
+        <w:pStyle w:val="723"/>
+      </w:pPr>
+      <w:r>
+        <w:t>Update UX: the startup 'update available' card now opens the full changelog ('What's New') — the same dialog the manual Settings check uses — so both paths show what changed before downloading.</w:t>
+      </w:r>
+    </w:p>
+    <w:p>
+      <w:pPr>
+        <w:pStyle w:val="723"/>
+      </w:pPr>
+      <w:r>
+        <w:t>Backup gained an 'App settings' section (theme, accent + custom hex, UI zoom, HDR, live-preview, sort orders and all Video Player settings — excluding the device-specific download folder and the profile/source-coupled keys), and EPG sources now ride inside the profiles &amp; sources backup.</w:t>
+      </w:r>
+    </w:p>
+    <w:p>
+      <w:pPr>
+        <w:pStyle w:val="694"/>
+      </w:pPr>
+      <w:r>
+        <w:t>12.13 v2.2.0 round 2: direct-only renderer, aspect button, live PiP &amp; open-issue fixes</w:t>
+      </w:r>
+    </w:p>
+    <w:p>
+      <w:pPr/>
+      <w:r>
+        <w:t>A second v2.2.0 round driven by emulator/TV testing and the remaining open GitHub issues — simplifying the video renderer and finishing the player UX.</w:t>
+      </w:r>
+    </w:p>
+    <w:p>
+      <w:pPr>
+        <w:pStyle w:val="723"/>
+      </w:pPr>
+      <w:r>
+        <w:t>Direct-only renderer — the user-facing Smooth/Auto/Quality picker was removed. The app always uses the direct decoder-to-surface path (vo=mediacodec_embed): full native 4K, HDR handled by the panel, and the lightest path on TV hardware. mpv's GL renderer — which hard-crashed on the Android emulator's translated GL and, being persisted, looped on every relaunch — is now ONLY the automatic software-decode rescue, and is skipped entirely on emulators (a clean “can't decode on this device” message shows instead).</w:t>
+      </w:r>
+    </w:p>
+    <w:p>
+      <w:pPr>
+        <w:pStyle w:val="723"/>
+      </w:pPr>
+      <w:r>
+        <w:t>Software-decode fallback — when a device's hardware decoder can't start a stream (some Fire TV Sticks reject otherwise-fine channels/VOD with an “unsupported format” error), the player retries that stream once in pure software before erroring, so users no longer have to disable hardware decoding.</w:t>
+      </w:r>
+    </w:p>
+    <w:p>
+      <w:pPr>
+        <w:pStyle w:val="723"/>
+      </w:pPr>
+      <w:r>
+        <w:t>Aspect-ratio button (issue #4) — zoom/aspect (Fit, Fill/Crop, Stretch, Original, Force 16:9, Force 4:3) now works in the direct renderer by resizing the SurfaceView itself (the ExoPlayer/YouTube approach), available for live, movies and series.</w:t>
+      </w:r>
+    </w:p>
+    <w:p>
+      <w:pPr>
+        <w:pStyle w:val="723"/>
+      </w:pPr>
+      <w:r>
+        <w:t>Live key split — channel surfing is on the dedicated CH+/CH- keys only; D-pad Up/Down now navigate the player HUD (like Left/Right) instead of zapping, so the D-pad is strictly for UI navigation.</w:t>
+      </w:r>
+    </w:p>
+    <w:p>
+      <w:pPr>
+        <w:pStyle w:val="723"/>
+      </w:pPr>
+      <w:r>
+        <w:t>Live Picture-in-Picture (issue #6) — the docked mini-player now works for live channels and keeps streaming across the whole app; selecting another channel swaps the docked stream in place, and a focus-handler guard keeps the stream alive when leaving the Live section (the category rail's stopPreview no longer fires while docked).</w:t>
+      </w:r>
+    </w:p>
+    <w:p>
+      <w:pPr>
+        <w:pStyle w:val="723"/>
+      </w:pPr>
+      <w:r>
+        <w:t>User data survives re-syncs — favorites, watch history and resume positions are re-linked to the refreshed content by stable key (sourceId + remoteId/name) with orphan cleanup, fixing the “Favorites shows (2) but the folder is empty” bug after a re-sync, including the refresh-on-startup.</w:t>
+      </w:r>
+    </w:p>
+    <w:p>
+      <w:pPr>
+        <w:pStyle w:val="723"/>
+      </w:pPr>
+      <w:r>
+        <w:t>Hidden groups hide their channels everywhere — hiding a category now also drops its channels from All Channels, search, recently-watched and counts (so hidden adult groups actually disappear, not just their rail folder).</w:t>
+      </w:r>
+    </w:p>
+    <w:p>
+      <w:pPr>
+        <w:pStyle w:val="723"/>
+      </w:pPr>
+      <w:r>
+        <w:t>Smaller fixes — Settings → Playlists rows show channel/movie/series counts instead of the stale “EPG not downloaded” note; the movie details backdrop fills its banner cleanly (issue #5); the zoom/speed player dialogs open focused on the current selection.</w:t>
       </w:r>
     </w:p>
     <w:sectPr>
